--- a/testakten/insolvenzrecht-eigenverwaltung-schutzschirm-medtech-jena/03_lieferant_vorkasse_und_liefersperre_2026-06-26.docx
+++ b/testakten/insolvenzrecht-eigenverwaltung-schutzschirm-medtech-jena/03_lieferant_vorkasse_und_liefersperre_2026-06-26.docx
@@ -4,27 +4,36 @@
   <w:body>
     <w:p>
       <w:pPr>
-        <w:jc w:val="right"/>
+        <w:spacing w:after="120" w:line="259" w:lineRule="auto"/>
+        <w:jc w:val="left"/>
       </w:pPr>
       <w:r>
         <w:rPr>
           <w:rFonts w:ascii="Times New Roman" w:hAnsi="Times New Roman"/>
-          <w:i/>
-          <w:sz w:val="18"/>
+          <w:b w:val="0"/>
+          <w:i w:val="0"/>
+          <w:sz w:val="22"/>
         </w:rPr>
-        <w:t>Kanzlei Lindenhof und Partner mbB | Aktenzeichen intern 2026-</w:t>
+        <w:t>Lindenhof und Partner mbB | Aktenzeichen intern 2026-INS-2112</w:t>
       </w:r>
     </w:p>
     <w:p>
       <w:pPr>
         <w:pStyle w:val="Heading1"/>
+        <w:spacing w:before="120" w:after="60" w:line="259" w:lineRule="auto"/>
       </w:pPr>
       <w:r>
+        <w:rPr>
+          <w:rFonts w:ascii="Times New Roman" w:hAnsi="Times New Roman"/>
+          <w:b/>
+          <w:sz w:val="22"/>
+        </w:rPr>
         <w:t>Lieferantenschreiben</w:t>
       </w:r>
     </w:p>
     <w:p>
       <w:pPr>
+        <w:spacing w:line="259" w:lineRule="auto" w:after="60"/>
         <w:jc w:val="both"/>
       </w:pPr>
       <w:r>
@@ -33,6 +42,7 @@
     </w:p>
     <w:p>
       <w:pPr>
+        <w:spacing w:line="259" w:lineRule="auto" w:after="60"/>
         <w:jc w:val="both"/>
       </w:pPr>
       <w:r>
@@ -40,13 +50,58 @@
       </w:r>
     </w:p>
     <w:sectPr>
+      <w:headerReference w:type="default" r:id="rId9"/>
+      <w:footerReference w:type="default" r:id="rId10"/>
       <w:pgSz w:w="12240" w:h="15840"/>
-      <w:pgMar w:top="1134" w:right="1247" w:bottom="1134" w:left="1247" w:header="720" w:footer="720" w:gutter="0"/>
+      <w:pgMar w:top="1191" w:right="1247" w:bottom="1134" w:left="1361" w:header="720" w:footer="720" w:gutter="0"/>
       <w:cols w:space="720"/>
       <w:docGrid w:linePitch="360"/>
     </w:sectPr>
   </w:body>
 </w:document>
+</file>
+
+<file path=word/footer1.xml><?xml version="1.0" encoding="utf-8"?>
+<w:ftr xmlns:m="http://schemas.openxmlformats.org/officeDocument/2006/math" xmlns:mc="http://schemas.openxmlformats.org/markup-compatibility/2006" xmlns:mo="http://schemas.microsoft.com/office/mac/office/2008/main" xmlns:mv="urn:schemas-microsoft-com:mac:vml" xmlns:o="urn:schemas-microsoft-com:office:office" xmlns:r="http://schemas.openxmlformats.org/officeDocument/2006/relationships" xmlns:v="urn:schemas-microsoft-com:vml" xmlns:w10="urn:schemas-microsoft-com:office:word" xmlns:w14="http://schemas.microsoft.com/office/word/2010/wordml" xmlns:w="http://schemas.openxmlformats.org/wordprocessingml/2006/main" xmlns:wne="http://schemas.microsoft.com/office/word/2006/wordml" xmlns:wp14="http://schemas.microsoft.com/office/word/2010/wordprocessingDrawing" xmlns:wp="http://schemas.openxmlformats.org/drawingml/2006/wordprocessingDrawing" xmlns:wpc="http://schemas.microsoft.com/office/word/2010/wordprocessingCanvas" xmlns:wpg="http://schemas.microsoft.com/office/word/2010/wordprocessingGroup" xmlns:wpi="http://schemas.microsoft.com/office/word/2010/wordprocessingInk" xmlns:wps="http://schemas.microsoft.com/office/word/2010/wordprocessingShape" mc:Ignorable="w14 wp14">
+  <w:p>
+    <w:pPr>
+      <w:pStyle w:val="Footer"/>
+      <w:jc w:val="left"/>
+    </w:pPr>
+    <w:r/>
+    <w:r>
+      <w:rPr>
+        <w:rFonts w:ascii="Times New Roman" w:hAnsi="Times New Roman"/>
+        <w:b w:val="0"/>
+        <w:color w:val="777777"/>
+        <w:sz w:val="17"/>
+      </w:rPr>
+      <w:t>Vertraulich | Bearbeitungsstand Juli 2026 | nur zur Aktenbearbeitung</w:t>
+    </w:r>
+  </w:p>
+</w:ftr>
+</file>
+
+<file path=word/header1.xml><?xml version="1.0" encoding="utf-8"?>
+<w:hdr xmlns:m="http://schemas.openxmlformats.org/officeDocument/2006/math" xmlns:mc="http://schemas.openxmlformats.org/markup-compatibility/2006" xmlns:mo="http://schemas.microsoft.com/office/mac/office/2008/main" xmlns:mv="urn:schemas-microsoft-com:mac:vml" xmlns:o="urn:schemas-microsoft-com:office:office" xmlns:r="http://schemas.openxmlformats.org/officeDocument/2006/relationships" xmlns:v="urn:schemas-microsoft-com:vml" xmlns:w10="urn:schemas-microsoft-com:office:word" xmlns:w14="http://schemas.microsoft.com/office/word/2010/wordml" xmlns:w="http://schemas.openxmlformats.org/wordprocessingml/2006/main" xmlns:wne="http://schemas.microsoft.com/office/word/2006/wordml" xmlns:wp14="http://schemas.microsoft.com/office/word/2010/wordprocessingDrawing" xmlns:wp="http://schemas.openxmlformats.org/drawingml/2006/wordprocessingDrawing" xmlns:wpc="http://schemas.microsoft.com/office/word/2010/wordprocessingCanvas" xmlns:wpg="http://schemas.microsoft.com/office/word/2010/wordprocessingGroup" xmlns:wpi="http://schemas.microsoft.com/office/word/2010/wordprocessingInk" xmlns:wps="http://schemas.microsoft.com/office/word/2010/wordprocessingShape" mc:Ignorable="w14 wp14">
+  <w:p>
+    <w:pPr>
+      <w:pStyle w:val="Header"/>
+      <w:jc w:val="left"/>
+    </w:pPr>
+    <w:r/>
+    <w:r>
+      <w:rPr>
+        <w:rFonts w:ascii="Times New Roman" w:hAnsi="Times New Roman"/>
+        <w:b w:val="0"/>
+        <w:i w:val="0"/>
+        <w:color w:val="666666"/>
+        <w:sz w:val="17"/>
+      </w:rPr>
+      <w:t>Lindenhof und Partner mbB | Insolvenz- und Restrukturierungsakte | Bearbeitungsstand Juli 2026</w:t>
+    </w:r>
+  </w:p>
+</w:hdr>
 </file>
 
 <file path=word/numbering.xml><?xml version="1.0" encoding="utf-8"?>
@@ -476,7 +531,7 @@
       <w:outlineLvl w:val="0"/>
     </w:pPr>
     <w:rPr>
-      <w:rFonts w:asciiTheme="majorHAnsi" w:eastAsiaTheme="majorEastAsia" w:hAnsiTheme="majorHAnsi" w:cstheme="majorBidi"/>
+      <w:rFonts w:asciiTheme="majorHAnsi" w:eastAsiaTheme="majorEastAsia" w:hAnsiTheme="majorHAnsi" w:cstheme="majorBidi" w:ascii="Times New Roman" w:hAnsi="Times New Roman"/>
       <w:b/>
       <w:bCs/>
       <w:color w:val="365F91" w:themeColor="accent1" w:themeShade="BF"/>
@@ -500,11 +555,11 @@
       <w:outlineLvl w:val="1"/>
     </w:pPr>
     <w:rPr>
-      <w:rFonts w:asciiTheme="majorHAnsi" w:eastAsiaTheme="majorEastAsia" w:hAnsiTheme="majorHAnsi" w:cstheme="majorBidi"/>
+      <w:rFonts w:asciiTheme="majorHAnsi" w:eastAsiaTheme="majorEastAsia" w:hAnsiTheme="majorHAnsi" w:cstheme="majorBidi" w:ascii="Times New Roman" w:hAnsi="Times New Roman"/>
       <w:b/>
       <w:bCs/>
       <w:color w:val="4F81BD" w:themeColor="accent1"/>
-      <w:sz w:val="26"/>
+      <w:sz w:val="24"/>
       <w:szCs w:val="26"/>
     </w:rPr>
   </w:style>
@@ -765,11 +820,12 @@
       <w:contextualSpacing/>
     </w:pPr>
     <w:rPr>
-      <w:rFonts w:asciiTheme="majorHAnsi" w:eastAsiaTheme="majorEastAsia" w:hAnsiTheme="majorHAnsi" w:cstheme="majorBidi"/>
+      <w:rFonts w:asciiTheme="majorHAnsi" w:eastAsiaTheme="majorEastAsia" w:hAnsiTheme="majorHAnsi" w:cstheme="majorBidi" w:ascii="Times New Roman" w:hAnsi="Times New Roman"/>
+      <w:b/>
       <w:color w:val="17365D" w:themeColor="text2" w:themeShade="BF"/>
       <w:spacing w:val="5"/>
       <w:kern w:val="28"/>
-      <w:sz w:val="52"/>
+      <w:sz w:val="30"/>
       <w:szCs w:val="52"/>
     </w:rPr>
   </w:style>

--- a/testakten/insolvenzrecht-eigenverwaltung-schutzschirm-medtech-jena/03_lieferant_vorkasse_und_liefersperre_2026-06-26.docx
+++ b/testakten/insolvenzrecht-eigenverwaltung-schutzschirm-medtech-jena/03_lieferant_vorkasse_und_liefersperre_2026-06-26.docx
@@ -4,56 +4,914 @@
   <w:body>
     <w:p>
       <w:pPr>
-        <w:spacing w:after="120" w:line="259" w:lineRule="auto"/>
-        <w:jc w:val="left"/>
+        <w:jc w:val="center"/>
       </w:pPr>
       <w:r>
         <w:rPr>
-          <w:rFonts w:ascii="Times New Roman" w:hAnsi="Times New Roman"/>
-          <w:b w:val="0"/>
-          <w:i w:val="0"/>
-          <w:sz w:val="22"/>
+          <w:b/>
+          <w:color w:val="23364D"/>
+          <w:sz w:val="30"/>
         </w:rPr>
-        <w:t>Lindenhof und Partner mbB | Aktenzeichen intern 2026-INS-2112</w:t>
+        <w:t>NANOSENS COMPONENTS GMBH</w:t>
       </w:r>
     </w:p>
     <w:p>
       <w:pPr>
-        <w:pStyle w:val="Heading1"/>
-        <w:spacing w:before="120" w:after="60" w:line="259" w:lineRule="auto"/>
+        <w:jc w:val="center"/>
       </w:pPr>
       <w:r>
         <w:rPr>
-          <w:rFonts w:ascii="Times New Roman" w:hAnsi="Times New Roman"/>
-          <w:b/>
-          <w:sz w:val="22"/>
+          <w:sz w:val="18"/>
         </w:rPr>
-        <w:t>Lieferantenschreiben</w:t>
+        <w:t>Vertrieb und Debitorenmanagement</w:t>
       </w:r>
     </w:p>
     <w:p>
       <w:pPr>
-        <w:spacing w:line="259" w:lineRule="auto" w:after="60"/>
-        <w:jc w:val="both"/>
+        <w:jc w:val="center"/>
       </w:pPr>
       <w:r>
-        <w:t>NanoSens Components GmbH stellt Lieferung auf Vorkasse um. Ohne Sensorcharge S-77 kann die Juli-Produktion nur fünf Arbeitstage laufen.</w:t>
+        <w:rPr>
+          <w:sz w:val="17"/>
+        </w:rPr>
+        <w:t>Am Geraer Kreuz 7 | 07548 Gera | Telefon 0365 551880-0 | debitoren@nanosens-components.de</w:t>
       </w:r>
     </w:p>
     <w:p>
       <w:pPr>
-        <w:spacing w:line="259" w:lineRule="auto" w:after="60"/>
-        <w:jc w:val="both"/>
+        <w:pStyle w:val="Title"/>
       </w:pPr>
       <w:r>
-        <w:t>Das Schreiben kündigt keine Kündigung an, erhöht aber die praktische Planungsunsicherheit.</w:t>
+        <w:t>Umstellung auf Vorkasse und vorläufige Liefersperre</w:t>
+      </w:r>
+    </w:p>
+    <w:tbl>
+      <w:tblPr>
+        <w:tblStyle w:val="TableGrid"/>
+        <w:tblW w:type="auto" w:w="0"/>
+        <w:jc w:val="center"/>
+        <w:tblLayout w:type="fixed"/>
+        <w:tblLook w:firstColumn="1" w:firstRow="1" w:lastColumn="0" w:lastRow="0" w:noHBand="0" w:noVBand="1" w:val="04A0"/>
+      </w:tblPr>
+      <w:tblGrid>
+        <w:gridCol w:w="4762"/>
+        <w:gridCol w:w="4762"/>
+      </w:tblGrid>
+      <w:tr>
+        <w:trPr>
+          <w:cantSplit/>
+        </w:trPr>
+        <w:tc>
+          <w:tcPr>
+            <w:tcW w:type="dxa" w:w="2494"/>
+            <w:vAlign w:val="top"/>
+            <w:tcMar>
+              <w:top w:w="90" w:type="dxa"/>
+              <w:start w:w="90" w:type="dxa"/>
+              <w:bottom w:w="90" w:type="dxa"/>
+              <w:end w:w="90" w:type="dxa"/>
+            </w:tcMar>
+          </w:tcPr>
+          <w:p>
+            <w:r>
+              <w:rPr>
+                <w:rFonts w:ascii="Times New Roman" w:hAnsi="Times New Roman"/>
+                <w:b/>
+                <w:sz w:val="19"/>
+              </w:rPr>
+              <w:t>Empfängerin</w:t>
+            </w:r>
+          </w:p>
+        </w:tc>
+        <w:tc>
+          <w:tcPr>
+            <w:tcW w:type="dxa" w:w="6463"/>
+            <w:vAlign w:val="top"/>
+            <w:tcMar>
+              <w:top w:w="90" w:type="dxa"/>
+              <w:start w:w="90" w:type="dxa"/>
+              <w:bottom w:w="90" w:type="dxa"/>
+              <w:end w:w="90" w:type="dxa"/>
+            </w:tcMar>
+          </w:tcPr>
+          <w:p>
+            <w:r>
+              <w:rPr>
+                <w:rFonts w:ascii="Times New Roman" w:hAnsi="Times New Roman"/>
+                <w:sz w:val="19"/>
+              </w:rPr>
+              <w:t>BioMetrik Jena GmbH, z. Hd. Einkauf, Otto-Schott-Straße 14, 07745 Jena</w:t>
+            </w:r>
+          </w:p>
+        </w:tc>
+      </w:tr>
+      <w:tr>
+        <w:trPr>
+          <w:cantSplit/>
+        </w:trPr>
+        <w:tc>
+          <w:tcPr>
+            <w:tcW w:type="dxa" w:w="2494"/>
+            <w:vAlign w:val="top"/>
+            <w:tcMar>
+              <w:top w:w="90" w:type="dxa"/>
+              <w:start w:w="90" w:type="dxa"/>
+              <w:bottom w:w="90" w:type="dxa"/>
+              <w:end w:w="90" w:type="dxa"/>
+            </w:tcMar>
+          </w:tcPr>
+          <w:p>
+            <w:r>
+              <w:rPr>
+                <w:rFonts w:ascii="Times New Roman" w:hAnsi="Times New Roman"/>
+                <w:b/>
+                <w:sz w:val="19"/>
+              </w:rPr>
+              <w:t>Kundenkonto</w:t>
+            </w:r>
+          </w:p>
+        </w:tc>
+        <w:tc>
+          <w:tcPr>
+            <w:tcW w:type="dxa" w:w="6463"/>
+            <w:vAlign w:val="top"/>
+            <w:tcMar>
+              <w:top w:w="90" w:type="dxa"/>
+              <w:start w:w="90" w:type="dxa"/>
+              <w:bottom w:w="90" w:type="dxa"/>
+              <w:end w:w="90" w:type="dxa"/>
+            </w:tcMar>
+          </w:tcPr>
+          <w:p>
+            <w:r>
+              <w:rPr>
+                <w:rFonts w:ascii="Times New Roman" w:hAnsi="Times New Roman"/>
+                <w:sz w:val="19"/>
+              </w:rPr>
+              <w:t>44810</w:t>
+            </w:r>
+          </w:p>
+        </w:tc>
+      </w:tr>
+      <w:tr>
+        <w:trPr>
+          <w:cantSplit/>
+        </w:trPr>
+        <w:tc>
+          <w:tcPr>
+            <w:tcW w:type="dxa" w:w="2494"/>
+            <w:vAlign w:val="top"/>
+            <w:tcMar>
+              <w:top w:w="90" w:type="dxa"/>
+              <w:start w:w="90" w:type="dxa"/>
+              <w:bottom w:w="90" w:type="dxa"/>
+              <w:end w:w="90" w:type="dxa"/>
+            </w:tcMar>
+          </w:tcPr>
+          <w:p>
+            <w:r>
+              <w:rPr>
+                <w:rFonts w:ascii="Times New Roman" w:hAnsi="Times New Roman"/>
+                <w:b/>
+                <w:sz w:val="19"/>
+              </w:rPr>
+              <w:t>Unser Zeichen</w:t>
+            </w:r>
+          </w:p>
+        </w:tc>
+        <w:tc>
+          <w:tcPr>
+            <w:tcW w:type="dxa" w:w="6463"/>
+            <w:vAlign w:val="top"/>
+            <w:tcMar>
+              <w:top w:w="90" w:type="dxa"/>
+              <w:start w:w="90" w:type="dxa"/>
+              <w:bottom w:w="90" w:type="dxa"/>
+              <w:end w:w="90" w:type="dxa"/>
+            </w:tcMar>
+          </w:tcPr>
+          <w:p>
+            <w:r>
+              <w:rPr>
+                <w:rFonts w:ascii="Times New Roman" w:hAnsi="Times New Roman"/>
+                <w:sz w:val="19"/>
+              </w:rPr>
+              <w:t>NS-DM/44810/2026-0626</w:t>
+            </w:r>
+          </w:p>
+        </w:tc>
+      </w:tr>
+      <w:tr>
+        <w:trPr>
+          <w:cantSplit/>
+        </w:trPr>
+        <w:tc>
+          <w:tcPr>
+            <w:tcW w:type="dxa" w:w="2494"/>
+            <w:vAlign w:val="top"/>
+            <w:tcMar>
+              <w:top w:w="90" w:type="dxa"/>
+              <w:start w:w="90" w:type="dxa"/>
+              <w:bottom w:w="90" w:type="dxa"/>
+              <w:end w:w="90" w:type="dxa"/>
+            </w:tcMar>
+          </w:tcPr>
+          <w:p>
+            <w:r>
+              <w:rPr>
+                <w:rFonts w:ascii="Times New Roman" w:hAnsi="Times New Roman"/>
+                <w:b/>
+                <w:sz w:val="19"/>
+              </w:rPr>
+              <w:t>Datum</w:t>
+            </w:r>
+          </w:p>
+        </w:tc>
+        <w:tc>
+          <w:tcPr>
+            <w:tcW w:type="dxa" w:w="6463"/>
+            <w:vAlign w:val="top"/>
+            <w:tcMar>
+              <w:top w:w="90" w:type="dxa"/>
+              <w:start w:w="90" w:type="dxa"/>
+              <w:bottom w:w="90" w:type="dxa"/>
+              <w:end w:w="90" w:type="dxa"/>
+            </w:tcMar>
+          </w:tcPr>
+          <w:p>
+            <w:r>
+              <w:rPr>
+                <w:rFonts w:ascii="Times New Roman" w:hAnsi="Times New Roman"/>
+                <w:sz w:val="19"/>
+              </w:rPr>
+              <w:t>26. Juni 2026</w:t>
+            </w:r>
+          </w:p>
+        </w:tc>
+      </w:tr>
+      <w:tr>
+        <w:trPr>
+          <w:cantSplit/>
+        </w:trPr>
+        <w:tc>
+          <w:tcPr>
+            <w:tcW w:type="dxa" w:w="2494"/>
+            <w:vAlign w:val="top"/>
+            <w:tcMar>
+              <w:top w:w="90" w:type="dxa"/>
+              <w:start w:w="90" w:type="dxa"/>
+              <w:bottom w:w="90" w:type="dxa"/>
+              <w:end w:w="90" w:type="dxa"/>
+            </w:tcMar>
+          </w:tcPr>
+          <w:p>
+            <w:r>
+              <w:rPr>
+                <w:rFonts w:ascii="Times New Roman" w:hAnsi="Times New Roman"/>
+                <w:b/>
+                <w:sz w:val="19"/>
+              </w:rPr>
+              <w:t>Ansprechpartner</w:t>
+            </w:r>
+          </w:p>
+        </w:tc>
+        <w:tc>
+          <w:tcPr>
+            <w:tcW w:type="dxa" w:w="6463"/>
+            <w:vAlign w:val="top"/>
+            <w:tcMar>
+              <w:top w:w="90" w:type="dxa"/>
+              <w:start w:w="90" w:type="dxa"/>
+              <w:bottom w:w="90" w:type="dxa"/>
+              <w:end w:w="90" w:type="dxa"/>
+            </w:tcMar>
+          </w:tcPr>
+          <w:p>
+            <w:r>
+              <w:rPr>
+                <w:rFonts w:ascii="Times New Roman" w:hAnsi="Times New Roman"/>
+                <w:sz w:val="19"/>
+              </w:rPr>
+              <w:t>Konrad Mühle, Debitorenmanagement, Durchwahl 0365 551880-37</w:t>
+            </w:r>
+          </w:p>
+        </w:tc>
+      </w:tr>
+    </w:tbl>
+    <w:p/>
+    <w:p>
+      <w:r>
+        <w:t>Sehr geehrte Frau Teichert, sehr geehrter Herr Riedel,</w:t>
+      </w:r>
+    </w:p>
+    <w:p>
+      <w:r>
+        <w:t>auf dem Kundenkonto stehen die nachfolgend bezeichneten Rechnungen trotz zweier Zahlungserinnerungen offen. Unsere Warenkreditversicherung hat den für Ihr Unternehmen verfügbaren Rahmen mit Wirkung zum 25. Juni 2026 ausgesetzt. Bis zur Klärung können wir neue Lieferungen daher nur gegen Vorkasse freigeben.</w:t>
+      </w:r>
+    </w:p>
+    <w:tbl>
+      <w:tblPr>
+        <w:tblStyle w:val="TableGrid"/>
+        <w:tblW w:type="auto" w:w="0"/>
+        <w:jc w:val="center"/>
+        <w:tblLayout w:type="fixed"/>
+        <w:tblLook w:firstColumn="1" w:firstRow="1" w:lastColumn="0" w:lastRow="0" w:noHBand="0" w:noVBand="1" w:val="04A0"/>
+      </w:tblPr>
+      <w:tblGrid>
+        <w:gridCol w:w="1905"/>
+        <w:gridCol w:w="1905"/>
+        <w:gridCol w:w="1905"/>
+        <w:gridCol w:w="1905"/>
+        <w:gridCol w:w="1905"/>
+      </w:tblGrid>
+      <w:tr>
+        <w:trPr>
+          <w:tblHeader w:val="true"/>
+        </w:trPr>
+        <w:tc>
+          <w:tcPr>
+            <w:tcW w:type="dxa" w:w="1701"/>
+            <w:vAlign w:val="center"/>
+            <w:shd w:fill="DCE6EC"/>
+            <w:tcMar>
+              <w:top w:w="70" w:type="dxa"/>
+              <w:start w:w="70" w:type="dxa"/>
+              <w:bottom w:w="70" w:type="dxa"/>
+              <w:end w:w="70" w:type="dxa"/>
+            </w:tcMar>
+          </w:tcPr>
+          <w:p>
+            <w:r>
+              <w:rPr>
+                <w:rFonts w:ascii="Times New Roman" w:hAnsi="Times New Roman"/>
+                <w:b/>
+                <w:sz w:val="17"/>
+              </w:rPr>
+              <w:t>Rechnung</w:t>
+            </w:r>
+          </w:p>
+        </w:tc>
+        <w:tc>
+          <w:tcPr>
+            <w:tcW w:type="dxa" w:w="1531"/>
+            <w:vAlign w:val="center"/>
+            <w:shd w:fill="DCE6EC"/>
+            <w:tcMar>
+              <w:top w:w="70" w:type="dxa"/>
+              <w:start w:w="70" w:type="dxa"/>
+              <w:bottom w:w="70" w:type="dxa"/>
+              <w:end w:w="70" w:type="dxa"/>
+            </w:tcMar>
+          </w:tcPr>
+          <w:p>
+            <w:r>
+              <w:rPr>
+                <w:rFonts w:ascii="Times New Roman" w:hAnsi="Times New Roman"/>
+                <w:b/>
+                <w:sz w:val="17"/>
+              </w:rPr>
+              <w:t>Datum</w:t>
+            </w:r>
+          </w:p>
+        </w:tc>
+        <w:tc>
+          <w:tcPr>
+            <w:tcW w:type="dxa" w:w="1531"/>
+            <w:vAlign w:val="center"/>
+            <w:shd w:fill="DCE6EC"/>
+            <w:tcMar>
+              <w:top w:w="70" w:type="dxa"/>
+              <w:start w:w="70" w:type="dxa"/>
+              <w:bottom w:w="70" w:type="dxa"/>
+              <w:end w:w="70" w:type="dxa"/>
+            </w:tcMar>
+          </w:tcPr>
+          <w:p>
+            <w:r>
+              <w:rPr>
+                <w:rFonts w:ascii="Times New Roman" w:hAnsi="Times New Roman"/>
+                <w:b/>
+                <w:sz w:val="17"/>
+              </w:rPr>
+              <w:t>Fälligkeit</w:t>
+            </w:r>
+          </w:p>
+        </w:tc>
+        <w:tc>
+          <w:tcPr>
+            <w:tcW w:type="dxa" w:w="1701"/>
+            <w:vAlign w:val="center"/>
+            <w:shd w:fill="DCE6EC"/>
+            <w:tcMar>
+              <w:top w:w="70" w:type="dxa"/>
+              <w:start w:w="70" w:type="dxa"/>
+              <w:bottom w:w="70" w:type="dxa"/>
+              <w:end w:w="70" w:type="dxa"/>
+            </w:tcMar>
+          </w:tcPr>
+          <w:p>
+            <w:r>
+              <w:rPr>
+                <w:rFonts w:ascii="Times New Roman" w:hAnsi="Times New Roman"/>
+                <w:b/>
+                <w:sz w:val="17"/>
+              </w:rPr>
+              <w:t>Betrag</w:t>
+            </w:r>
+          </w:p>
+        </w:tc>
+        <w:tc>
+          <w:tcPr>
+            <w:tcW w:type="dxa" w:w="2494"/>
+            <w:vAlign w:val="center"/>
+            <w:shd w:fill="DCE6EC"/>
+            <w:tcMar>
+              <w:top w:w="70" w:type="dxa"/>
+              <w:start w:w="70" w:type="dxa"/>
+              <w:bottom w:w="70" w:type="dxa"/>
+              <w:end w:w="70" w:type="dxa"/>
+            </w:tcMar>
+          </w:tcPr>
+          <w:p>
+            <w:r>
+              <w:rPr>
+                <w:rFonts w:ascii="Times New Roman" w:hAnsi="Times New Roman"/>
+                <w:b/>
+                <w:sz w:val="17"/>
+              </w:rPr>
+              <w:t>Status</w:t>
+            </w:r>
+          </w:p>
+        </w:tc>
+      </w:tr>
+      <w:tr>
+        <w:trPr>
+          <w:cantSplit/>
+        </w:trPr>
+        <w:tc>
+          <w:tcPr>
+            <w:tcW w:type="dxa" w:w="1701"/>
+            <w:vAlign w:val="top"/>
+            <w:tcMar>
+              <w:top w:w="70" w:type="dxa"/>
+              <w:start w:w="70" w:type="dxa"/>
+              <w:bottom w:w="70" w:type="dxa"/>
+              <w:end w:w="70" w:type="dxa"/>
+            </w:tcMar>
+          </w:tcPr>
+          <w:p>
+            <w:r>
+              <w:rPr>
+                <w:rFonts w:ascii="Times New Roman" w:hAnsi="Times New Roman"/>
+                <w:sz w:val="17"/>
+              </w:rPr>
+              <w:t>NS-260144</w:t>
+            </w:r>
+          </w:p>
+        </w:tc>
+        <w:tc>
+          <w:tcPr>
+            <w:tcW w:type="dxa" w:w="1531"/>
+            <w:vAlign w:val="top"/>
+            <w:tcMar>
+              <w:top w:w="70" w:type="dxa"/>
+              <w:start w:w="70" w:type="dxa"/>
+              <w:bottom w:w="70" w:type="dxa"/>
+              <w:end w:w="70" w:type="dxa"/>
+            </w:tcMar>
+          </w:tcPr>
+          <w:p>
+            <w:r>
+              <w:rPr>
+                <w:rFonts w:ascii="Times New Roman" w:hAnsi="Times New Roman"/>
+                <w:sz w:val="17"/>
+              </w:rPr>
+              <w:t>14.04.2026</w:t>
+            </w:r>
+          </w:p>
+        </w:tc>
+        <w:tc>
+          <w:tcPr>
+            <w:tcW w:type="dxa" w:w="1531"/>
+            <w:vAlign w:val="top"/>
+            <w:tcMar>
+              <w:top w:w="70" w:type="dxa"/>
+              <w:start w:w="70" w:type="dxa"/>
+              <w:bottom w:w="70" w:type="dxa"/>
+              <w:end w:w="70" w:type="dxa"/>
+            </w:tcMar>
+          </w:tcPr>
+          <w:p>
+            <w:r>
+              <w:rPr>
+                <w:rFonts w:ascii="Times New Roman" w:hAnsi="Times New Roman"/>
+                <w:sz w:val="17"/>
+              </w:rPr>
+              <w:t>14.05.2026</w:t>
+            </w:r>
+          </w:p>
+        </w:tc>
+        <w:tc>
+          <w:tcPr>
+            <w:tcW w:type="dxa" w:w="1701"/>
+            <w:vAlign w:val="top"/>
+            <w:tcMar>
+              <w:top w:w="70" w:type="dxa"/>
+              <w:start w:w="70" w:type="dxa"/>
+              <w:bottom w:w="70" w:type="dxa"/>
+              <w:end w:w="70" w:type="dxa"/>
+            </w:tcMar>
+          </w:tcPr>
+          <w:p>
+            <w:r>
+              <w:rPr>
+                <w:rFonts w:ascii="Times New Roman" w:hAnsi="Times New Roman"/>
+                <w:sz w:val="17"/>
+              </w:rPr>
+              <w:t>146000 EUR</w:t>
+            </w:r>
+          </w:p>
+        </w:tc>
+        <w:tc>
+          <w:tcPr>
+            <w:tcW w:type="dxa" w:w="2494"/>
+            <w:vAlign w:val="top"/>
+            <w:tcMar>
+              <w:top w:w="70" w:type="dxa"/>
+              <w:start w:w="70" w:type="dxa"/>
+              <w:bottom w:w="70" w:type="dxa"/>
+              <w:end w:w="70" w:type="dxa"/>
+            </w:tcMar>
+          </w:tcPr>
+          <w:p>
+            <w:r>
+              <w:rPr>
+                <w:rFonts w:ascii="Times New Roman" w:hAnsi="Times New Roman"/>
+                <w:sz w:val="17"/>
+              </w:rPr>
+              <w:t>zweite Mahnung 18.06.</w:t>
+            </w:r>
+          </w:p>
+        </w:tc>
+      </w:tr>
+      <w:tr>
+        <w:trPr>
+          <w:cantSplit/>
+        </w:trPr>
+        <w:tc>
+          <w:tcPr>
+            <w:tcW w:type="dxa" w:w="1701"/>
+            <w:vAlign w:val="top"/>
+            <w:tcMar>
+              <w:top w:w="70" w:type="dxa"/>
+              <w:start w:w="70" w:type="dxa"/>
+              <w:bottom w:w="70" w:type="dxa"/>
+              <w:end w:w="70" w:type="dxa"/>
+            </w:tcMar>
+          </w:tcPr>
+          <w:p>
+            <w:r>
+              <w:rPr>
+                <w:rFonts w:ascii="Times New Roman" w:hAnsi="Times New Roman"/>
+                <w:sz w:val="17"/>
+              </w:rPr>
+              <w:t>NS-260198</w:t>
+            </w:r>
+          </w:p>
+        </w:tc>
+        <w:tc>
+          <w:tcPr>
+            <w:tcW w:type="dxa" w:w="1531"/>
+            <w:vAlign w:val="top"/>
+            <w:tcMar>
+              <w:top w:w="70" w:type="dxa"/>
+              <w:start w:w="70" w:type="dxa"/>
+              <w:bottom w:w="70" w:type="dxa"/>
+              <w:end w:w="70" w:type="dxa"/>
+            </w:tcMar>
+          </w:tcPr>
+          <w:p>
+            <w:r>
+              <w:rPr>
+                <w:rFonts w:ascii="Times New Roman" w:hAnsi="Times New Roman"/>
+                <w:sz w:val="17"/>
+              </w:rPr>
+              <w:t>29.04.2026</w:t>
+            </w:r>
+          </w:p>
+        </w:tc>
+        <w:tc>
+          <w:tcPr>
+            <w:tcW w:type="dxa" w:w="1531"/>
+            <w:vAlign w:val="top"/>
+            <w:tcMar>
+              <w:top w:w="70" w:type="dxa"/>
+              <w:start w:w="70" w:type="dxa"/>
+              <w:bottom w:w="70" w:type="dxa"/>
+              <w:end w:w="70" w:type="dxa"/>
+            </w:tcMar>
+          </w:tcPr>
+          <w:p>
+            <w:r>
+              <w:rPr>
+                <w:rFonts w:ascii="Times New Roman" w:hAnsi="Times New Roman"/>
+                <w:sz w:val="17"/>
+              </w:rPr>
+              <w:t>29.05.2026</w:t>
+            </w:r>
+          </w:p>
+        </w:tc>
+        <w:tc>
+          <w:tcPr>
+            <w:tcW w:type="dxa" w:w="1701"/>
+            <w:vAlign w:val="top"/>
+            <w:tcMar>
+              <w:top w:w="70" w:type="dxa"/>
+              <w:start w:w="70" w:type="dxa"/>
+              <w:bottom w:w="70" w:type="dxa"/>
+              <w:end w:w="70" w:type="dxa"/>
+            </w:tcMar>
+          </w:tcPr>
+          <w:p>
+            <w:r>
+              <w:rPr>
+                <w:rFonts w:ascii="Times New Roman" w:hAnsi="Times New Roman"/>
+                <w:sz w:val="17"/>
+              </w:rPr>
+              <w:t>128000 EUR</w:t>
+            </w:r>
+          </w:p>
+        </w:tc>
+        <w:tc>
+          <w:tcPr>
+            <w:tcW w:type="dxa" w:w="2494"/>
+            <w:vAlign w:val="top"/>
+            <w:tcMar>
+              <w:top w:w="70" w:type="dxa"/>
+              <w:start w:w="70" w:type="dxa"/>
+              <w:bottom w:w="70" w:type="dxa"/>
+              <w:end w:w="70" w:type="dxa"/>
+            </w:tcMar>
+          </w:tcPr>
+          <w:p>
+            <w:r>
+              <w:rPr>
+                <w:rFonts w:ascii="Times New Roman" w:hAnsi="Times New Roman"/>
+                <w:sz w:val="17"/>
+              </w:rPr>
+              <w:t>Zahlungszusage 20.06. nicht eingehalten</w:t>
+            </w:r>
+          </w:p>
+        </w:tc>
+      </w:tr>
+      <w:tr>
+        <w:trPr>
+          <w:cantSplit/>
+        </w:trPr>
+        <w:tc>
+          <w:tcPr>
+            <w:tcW w:type="dxa" w:w="1701"/>
+            <w:vAlign w:val="top"/>
+            <w:tcMar>
+              <w:top w:w="70" w:type="dxa"/>
+              <w:start w:w="70" w:type="dxa"/>
+              <w:bottom w:w="70" w:type="dxa"/>
+              <w:end w:w="70" w:type="dxa"/>
+            </w:tcMar>
+          </w:tcPr>
+          <w:p>
+            <w:r>
+              <w:rPr>
+                <w:rFonts w:ascii="Times New Roman" w:hAnsi="Times New Roman"/>
+                <w:sz w:val="17"/>
+              </w:rPr>
+              <w:t>NS-260233</w:t>
+            </w:r>
+          </w:p>
+        </w:tc>
+        <w:tc>
+          <w:tcPr>
+            <w:tcW w:type="dxa" w:w="1531"/>
+            <w:vAlign w:val="top"/>
+            <w:tcMar>
+              <w:top w:w="70" w:type="dxa"/>
+              <w:start w:w="70" w:type="dxa"/>
+              <w:bottom w:w="70" w:type="dxa"/>
+              <w:end w:w="70" w:type="dxa"/>
+            </w:tcMar>
+          </w:tcPr>
+          <w:p>
+            <w:r>
+              <w:rPr>
+                <w:rFonts w:ascii="Times New Roman" w:hAnsi="Times New Roman"/>
+                <w:sz w:val="17"/>
+              </w:rPr>
+              <w:t>12.05.2026</w:t>
+            </w:r>
+          </w:p>
+        </w:tc>
+        <w:tc>
+          <w:tcPr>
+            <w:tcW w:type="dxa" w:w="1531"/>
+            <w:vAlign w:val="top"/>
+            <w:tcMar>
+              <w:top w:w="70" w:type="dxa"/>
+              <w:start w:w="70" w:type="dxa"/>
+              <w:bottom w:w="70" w:type="dxa"/>
+              <w:end w:w="70" w:type="dxa"/>
+            </w:tcMar>
+          </w:tcPr>
+          <w:p>
+            <w:r>
+              <w:rPr>
+                <w:rFonts w:ascii="Times New Roman" w:hAnsi="Times New Roman"/>
+                <w:sz w:val="17"/>
+              </w:rPr>
+              <w:t>11.06.2026</w:t>
+            </w:r>
+          </w:p>
+        </w:tc>
+        <w:tc>
+          <w:tcPr>
+            <w:tcW w:type="dxa" w:w="1701"/>
+            <w:vAlign w:val="top"/>
+            <w:tcMar>
+              <w:top w:w="70" w:type="dxa"/>
+              <w:start w:w="70" w:type="dxa"/>
+              <w:bottom w:w="70" w:type="dxa"/>
+              <w:end w:w="70" w:type="dxa"/>
+            </w:tcMar>
+          </w:tcPr>
+          <w:p>
+            <w:r>
+              <w:rPr>
+                <w:rFonts w:ascii="Times New Roman" w:hAnsi="Times New Roman"/>
+                <w:sz w:val="17"/>
+              </w:rPr>
+              <w:t>118000 EUR</w:t>
+            </w:r>
+          </w:p>
+        </w:tc>
+        <w:tc>
+          <w:tcPr>
+            <w:tcW w:type="dxa" w:w="2494"/>
+            <w:vAlign w:val="top"/>
+            <w:tcMar>
+              <w:top w:w="70" w:type="dxa"/>
+              <w:start w:w="70" w:type="dxa"/>
+              <w:bottom w:w="70" w:type="dxa"/>
+              <w:end w:w="70" w:type="dxa"/>
+            </w:tcMar>
+          </w:tcPr>
+          <w:p>
+            <w:r>
+              <w:rPr>
+                <w:rFonts w:ascii="Times New Roman" w:hAnsi="Times New Roman"/>
+                <w:sz w:val="17"/>
+              </w:rPr>
+              <w:t>offen</w:t>
+            </w:r>
+          </w:p>
+        </w:tc>
+      </w:tr>
+      <w:tr>
+        <w:trPr>
+          <w:cantSplit/>
+        </w:trPr>
+        <w:tc>
+          <w:tcPr>
+            <w:tcW w:type="dxa" w:w="1701"/>
+            <w:vAlign w:val="top"/>
+            <w:tcMar>
+              <w:top w:w="70" w:type="dxa"/>
+              <w:start w:w="70" w:type="dxa"/>
+              <w:bottom w:w="70" w:type="dxa"/>
+              <w:end w:w="70" w:type="dxa"/>
+            </w:tcMar>
+          </w:tcPr>
+          <w:p>
+            <w:r>
+              <w:rPr>
+                <w:rFonts w:ascii="Times New Roman" w:hAnsi="Times New Roman"/>
+                <w:sz w:val="17"/>
+              </w:rPr>
+              <w:t>Gesamt</w:t>
+            </w:r>
+          </w:p>
+        </w:tc>
+        <w:tc>
+          <w:tcPr>
+            <w:tcW w:type="dxa" w:w="1531"/>
+            <w:vAlign w:val="top"/>
+            <w:tcMar>
+              <w:top w:w="70" w:type="dxa"/>
+              <w:start w:w="70" w:type="dxa"/>
+              <w:bottom w:w="70" w:type="dxa"/>
+              <w:end w:w="70" w:type="dxa"/>
+            </w:tcMar>
+          </w:tcPr>
+          <w:p>
+            <w:r>
+              <w:rPr>
+                <w:rFonts w:ascii="Times New Roman" w:hAnsi="Times New Roman"/>
+                <w:sz w:val="17"/>
+              </w:rPr>
+            </w:r>
+          </w:p>
+        </w:tc>
+        <w:tc>
+          <w:tcPr>
+            <w:tcW w:type="dxa" w:w="1531"/>
+            <w:vAlign w:val="top"/>
+            <w:tcMar>
+              <w:top w:w="70" w:type="dxa"/>
+              <w:start w:w="70" w:type="dxa"/>
+              <w:bottom w:w="70" w:type="dxa"/>
+              <w:end w:w="70" w:type="dxa"/>
+            </w:tcMar>
+          </w:tcPr>
+          <w:p>
+            <w:r>
+              <w:rPr>
+                <w:rFonts w:ascii="Times New Roman" w:hAnsi="Times New Roman"/>
+                <w:sz w:val="17"/>
+              </w:rPr>
+            </w:r>
+          </w:p>
+        </w:tc>
+        <w:tc>
+          <w:tcPr>
+            <w:tcW w:type="dxa" w:w="1701"/>
+            <w:vAlign w:val="top"/>
+            <w:tcMar>
+              <w:top w:w="70" w:type="dxa"/>
+              <w:start w:w="70" w:type="dxa"/>
+              <w:bottom w:w="70" w:type="dxa"/>
+              <w:end w:w="70" w:type="dxa"/>
+            </w:tcMar>
+          </w:tcPr>
+          <w:p>
+            <w:r>
+              <w:rPr>
+                <w:rFonts w:ascii="Times New Roman" w:hAnsi="Times New Roman"/>
+                <w:sz w:val="17"/>
+              </w:rPr>
+              <w:t>392000 EUR</w:t>
+            </w:r>
+          </w:p>
+        </w:tc>
+        <w:tc>
+          <w:tcPr>
+            <w:tcW w:type="dxa" w:w="2494"/>
+            <w:vAlign w:val="top"/>
+            <w:tcMar>
+              <w:top w:w="70" w:type="dxa"/>
+              <w:start w:w="70" w:type="dxa"/>
+              <w:bottom w:w="70" w:type="dxa"/>
+              <w:end w:w="70" w:type="dxa"/>
+            </w:tcMar>
+          </w:tcPr>
+          <w:p>
+            <w:r>
+              <w:rPr>
+                <w:rFonts w:ascii="Times New Roman" w:hAnsi="Times New Roman"/>
+                <w:sz w:val="17"/>
+              </w:rPr>
+            </w:r>
+          </w:p>
+        </w:tc>
+      </w:tr>
+    </w:tbl>
+    <w:p/>
+    <w:p>
+      <w:r>
+        <w:t>Die für Bestellung BJ-771 vorgesehene Sensorcharge S-77 mit einem Nettowarenwert von 285000 EUR ist kommissioniert, wird aber nicht verladen. Bei Zahlungseingang bis 30. Juni 2026 um 12:00 Uhr können wir nach derzeitiger Planung am 1. Juli ab Werk versenden. Eine Reservierung über diesen Zeitpunkt hinaus ist wegen anderer Kundenabrufe nicht zugesagt.</w:t>
+      </w:r>
+    </w:p>
+    <w:p>
+      <w:r>
+        <w:t>Bitte teilen Sie uns bis 29. Juni um 15:00 Uhr mit, ob Sie die offenen Rechnungen ausgleichen und die Pro-forma-Rechnung 98031 annehmen. Gespräche über einen Zahlungsplan sind möglich, heben die Liefersperre aber erst nach schriftlicher Vereinbarung auf.</w:t>
+      </w:r>
+    </w:p>
+    <w:p>
+      <w:r>
+        <w:t>Mit freundlichen Grüßen</w:t>
+        <w:br/>
+        <w:br/>
+        <w:t>Konrad Mühle</w:t>
+        <w:br/>
+        <w:t>Leiter Debitorenmanagement</w:t>
+      </w:r>
+    </w:p>
+    <w:p>
+      <w:r>
+        <w:t>Anlagen: Offene-Posten-Auszug vom 26. Juni 2026; Pro-forma-Rechnung 98031; Packliste Charge S-77</w:t>
       </w:r>
     </w:p>
     <w:sectPr>
-      <w:headerReference w:type="default" r:id="rId9"/>
-      <w:footerReference w:type="default" r:id="rId10"/>
-      <w:pgSz w:w="12240" w:h="15840"/>
-      <w:pgMar w:top="1191" w:right="1247" w:bottom="1134" w:left="1361" w:header="720" w:footer="720" w:gutter="0"/>
+      <w:footerReference w:type="default" r:id="rId9"/>
+      <w:pgSz w:w="11906" w:h="16838"/>
+      <w:pgMar w:top="1020" w:right="1134" w:bottom="964" w:left="1247" w:header="720" w:footer="720" w:gutter="0"/>
       <w:cols w:space="720"/>
       <w:docGrid w:linePitch="360"/>
     </w:sectPr>
@@ -66,42 +924,36 @@
   <w:p>
     <w:pPr>
       <w:pStyle w:val="Footer"/>
-      <w:jc w:val="left"/>
-    </w:pPr>
-    <w:r/>
+      <w:jc w:val="center"/>
+    </w:pPr>
     <w:r>
       <w:rPr>
         <w:rFonts w:ascii="Times New Roman" w:hAnsi="Times New Roman"/>
-        <w:b w:val="0"/>
-        <w:color w:val="777777"/>
-        <w:sz w:val="17"/>
-      </w:rPr>
-      <w:t>Vertraulich | Bearbeitungsstand Juli 2026 | nur zur Aktenbearbeitung</w:t>
+        <w:color w:val="5F5F5F"/>
+        <w:sz w:val="16"/>
+      </w:rPr>
+      <w:t xml:space="preserve">NanoSens Components GmbH | Kundenkonto 44810 | </w:t>
+    </w:r>
+    <w:r>
+      <w:rPr>
+        <w:rFonts w:ascii="Times New Roman" w:hAnsi="Times New Roman"/>
+        <w:color w:val="5F5F5F"/>
+        <w:sz w:val="16"/>
+      </w:rPr>
+      <w:t xml:space="preserve">Seite </w:t>
+    </w:r>
+    <w:r>
+      <w:rPr>
+        <w:rFonts w:ascii="Times New Roman" w:hAnsi="Times New Roman"/>
+        <w:color w:val="5F5F5F"/>
+        <w:sz w:val="16"/>
+      </w:rPr>
+      <w:fldChar w:fldCharType="begin"/>
+      <w:instrText xml:space="preserve"> PAGE </w:instrText>
+      <w:fldChar w:fldCharType="end"/>
     </w:r>
   </w:p>
 </w:ftr>
-</file>
-
-<file path=word/header1.xml><?xml version="1.0" encoding="utf-8"?>
-<w:hdr xmlns:m="http://schemas.openxmlformats.org/officeDocument/2006/math" xmlns:mc="http://schemas.openxmlformats.org/markup-compatibility/2006" xmlns:mo="http://schemas.microsoft.com/office/mac/office/2008/main" xmlns:mv="urn:schemas-microsoft-com:mac:vml" xmlns:o="urn:schemas-microsoft-com:office:office" xmlns:r="http://schemas.openxmlformats.org/officeDocument/2006/relationships" xmlns:v="urn:schemas-microsoft-com:vml" xmlns:w10="urn:schemas-microsoft-com:office:word" xmlns:w14="http://schemas.microsoft.com/office/word/2010/wordml" xmlns:w="http://schemas.openxmlformats.org/wordprocessingml/2006/main" xmlns:wne="http://schemas.microsoft.com/office/word/2006/wordml" xmlns:wp14="http://schemas.microsoft.com/office/word/2010/wordprocessingDrawing" xmlns:wp="http://schemas.openxmlformats.org/drawingml/2006/wordprocessingDrawing" xmlns:wpc="http://schemas.microsoft.com/office/word/2010/wordprocessingCanvas" xmlns:wpg="http://schemas.microsoft.com/office/word/2010/wordprocessingGroup" xmlns:wpi="http://schemas.microsoft.com/office/word/2010/wordprocessingInk" xmlns:wps="http://schemas.microsoft.com/office/word/2010/wordprocessingShape" mc:Ignorable="w14 wp14">
-  <w:p>
-    <w:pPr>
-      <w:pStyle w:val="Header"/>
-      <w:jc w:val="left"/>
-    </w:pPr>
-    <w:r/>
-    <w:r>
-      <w:rPr>
-        <w:rFonts w:ascii="Times New Roman" w:hAnsi="Times New Roman"/>
-        <w:b w:val="0"/>
-        <w:i w:val="0"/>
-        <w:color w:val="666666"/>
-        <w:sz w:val="17"/>
-      </w:rPr>
-      <w:t>Lindenhof und Partner mbB | Insolvenz- und Restrukturierungsakte | Bearbeitungsstand Juli 2026</w:t>
-    </w:r>
-  </w:p>
-</w:hdr>
 </file>
 
 <file path=word/numbering.xml><?xml version="1.0" encoding="utf-8"?>
@@ -467,6 +1319,9 @@
     <w:name w:val="Normal"/>
     <w:qFormat/>
     <w:rsid w:val="00FC693F"/>
+    <w:pPr>
+      <w:spacing w:after="120" w:line="259" w:lineRule="auto"/>
+    </w:pPr>
     <w:rPr>
       <w:rFonts w:ascii="Times New Roman" w:hAnsi="Times New Roman"/>
       <w:sz w:val="22"/>
@@ -527,15 +1382,15 @@
     <w:pPr>
       <w:keepNext/>
       <w:keepLines/>
-      <w:spacing w:before="480" w:after="0"/>
+      <w:spacing w:before="180" w:after="80"/>
       <w:outlineLvl w:val="0"/>
     </w:pPr>
     <w:rPr>
       <w:rFonts w:asciiTheme="majorHAnsi" w:eastAsiaTheme="majorEastAsia" w:hAnsiTheme="majorHAnsi" w:cstheme="majorBidi" w:ascii="Times New Roman" w:hAnsi="Times New Roman"/>
       <w:b/>
       <w:bCs/>
-      <w:color w:val="365F91" w:themeColor="accent1" w:themeShade="BF"/>
-      <w:sz w:val="28"/>
+      <w:color w:val="23364D"/>
+      <w:sz w:val="26"/>
       <w:szCs w:val="28"/>
     </w:rPr>
   </w:style>
@@ -551,15 +1406,15 @@
     <w:pPr>
       <w:keepNext/>
       <w:keepLines/>
-      <w:spacing w:before="200" w:after="0"/>
+      <w:spacing w:before="180" w:after="80"/>
       <w:outlineLvl w:val="1"/>
     </w:pPr>
     <w:rPr>
       <w:rFonts w:asciiTheme="majorHAnsi" w:eastAsiaTheme="majorEastAsia" w:hAnsiTheme="majorHAnsi" w:cstheme="majorBidi" w:ascii="Times New Roman" w:hAnsi="Times New Roman"/>
       <w:b/>
       <w:bCs/>
-      <w:color w:val="4F81BD" w:themeColor="accent1"/>
-      <w:sz w:val="24"/>
+      <w:color w:val="23364D"/>
+      <w:sz w:val="23"/>
       <w:szCs w:val="26"/>
     </w:rPr>
   </w:style>
@@ -816,16 +1671,16 @@
       <w:pBdr>
         <w:bottom w:val="single" w:sz="8" w:space="4" w:color="4F81BD" w:themeColor="accent1"/>
       </w:pBdr>
-      <w:spacing w:after="300" w:line="240" w:lineRule="auto"/>
+      <w:spacing w:after="80" w:line="240" w:lineRule="auto" w:before="180"/>
       <w:contextualSpacing/>
     </w:pPr>
     <w:rPr>
       <w:rFonts w:asciiTheme="majorHAnsi" w:eastAsiaTheme="majorEastAsia" w:hAnsiTheme="majorHAnsi" w:cstheme="majorBidi" w:ascii="Times New Roman" w:hAnsi="Times New Roman"/>
       <w:b/>
-      <w:color w:val="17365D" w:themeColor="text2" w:themeShade="BF"/>
+      <w:color w:val="23364D"/>
       <w:spacing w:val="5"/>
       <w:kern w:val="28"/>
-      <w:sz w:val="30"/>
+      <w:sz w:val="32"/>
       <w:szCs w:val="52"/>
     </w:rPr>
   </w:style>
